--- a/public/downloads/minutes-meeting-14-02-2026-FULL-TRANSCRIPT.docx
+++ b/public/downloads/minutes-meeting-14-02-2026-FULL-TRANSCRIPT.docx
@@ -322,7 +322,31 @@
           <w:color w:val="8B2E2E"/>
           <w:sz w:val="26"/>
         </w:rPr>
-        <w:t>Page 1 of 2</w:t>
+        <w:t>BEFORE THE SOLE ARBITRATOR</w:t>
+      </w:r>
+    </w:p>
+    <w:p>
+      <w:r>
+        <w:rPr>
+          <w:rFonts w:ascii="Times New Roman" w:hAnsi="Times New Roman" w:eastAsia="Times New Roman"/>
+          <w:b/>
+          <w:i w:val="0"/>
+          <w:color w:val="8B2E2E"/>
+          <w:sz w:val="26"/>
+        </w:rPr>
+        <w:t>SR. ADV. NITIN N. N. P. SARDESSAI</w:t>
+      </w:r>
+    </w:p>
+    <w:p>
+      <w:r>
+        <w:rPr>
+          <w:rFonts w:ascii="Times New Roman" w:hAnsi="Times New Roman" w:eastAsia="Times New Roman"/>
+          <w:b/>
+          <w:i w:val="0"/>
+          <w:color w:val="8B2E2E"/>
+          <w:sz w:val="26"/>
+        </w:rPr>
+        <w:t>AT PANAJI – GOA</w:t>
       </w:r>
     </w:p>
     <w:p>
@@ -333,7 +357,19 @@
           <w:i w:val="0"/>
           <w:sz w:val="22"/>
         </w:rPr>
-        <w:t>BEFORE THE SOLE ARBITRATOR</w:t>
+        <w:t>VIKRAM SHAH …CLAIMANT VERSUS RIVA TRINDADE AND 3 ORS …RESPONDENTS</w:t>
+      </w:r>
+    </w:p>
+    <w:p>
+      <w:r>
+        <w:rPr>
+          <w:rFonts w:ascii="Times New Roman" w:hAnsi="Times New Roman" w:eastAsia="Times New Roman"/>
+          <w:b/>
+          <w:i w:val="0"/>
+          <w:color w:val="8B2E2E"/>
+          <w:sz w:val="26"/>
+        </w:rPr>
+        <w:t>&lt;u&gt;MINUTES OF PROCEEDINGS DATED 14&lt;sup&gt;th&lt;/sup&gt; FEBRUARY 2026&lt;/u&gt;</w:t>
       </w:r>
     </w:p>
     <w:p>
@@ -344,7 +380,7 @@
           <w:i w:val="0"/>
           <w:sz w:val="22"/>
         </w:rPr>
-        <w:t xml:space="preserve">             SR. ADV. NITIN N. N. P. SARDESSAI</w:t>
+        <w:t>1. An email dated 13&lt;sup&gt;th&lt;/sup&gt; February 2026 was received by the Tribunal from Adv. V. Braganza at 06:37 PM, stating that pursuant to receiving instructions from Respondent No. 1, 2 and 3, Adv. Braganza wishes to withdraw his appearance as also his colleague Adv. V. Pavithran’s appearance in the matter for and on the behalf of the Respondent No. 1, 2 &amp; 3. The same is accepted and the appearance of Adv. V. Braganza and Adv. V. Pavithran is hereby discharged.</w:t>
       </w:r>
     </w:p>
     <w:p>
@@ -355,7 +391,7 @@
           <w:i w:val="0"/>
           <w:sz w:val="22"/>
         </w:rPr>
-        <w:t xml:space="preserve">                       AT PANAJI – GOA</w:t>
+        <w:t>2. In light of the above and to afford sufficient time to the Respondents 1, 2 &amp; 3 to appoint an Advocate to represent them in the present proceedings, 2 weeks time is thereby granted to the Respondents No. 1, 2 &amp; 3.</w:t>
       </w:r>
     </w:p>
     <w:p>
@@ -366,7 +402,7 @@
           <w:i w:val="0"/>
           <w:sz w:val="22"/>
         </w:rPr>
-        <w:t>VIKRAM SHAH                                       …CLAIMANT</w:t>
+        <w:t>3. The Tribunal therefore adjourns the hearing on 28.02.2026 at</w:t>
       </w:r>
     </w:p>
     <w:p>
@@ -377,7 +413,7 @@
           <w:i w:val="0"/>
           <w:sz w:val="22"/>
         </w:rPr>
-        <w:t xml:space="preserve">                              VERSUS</w:t>
+        <w:t>04.00 PM.</w:t>
       </w:r>
     </w:p>
     <w:p>
@@ -388,153 +424,9 @@
           <w:i w:val="0"/>
           <w:sz w:val="22"/>
         </w:rPr>
-        <w:t>RIVA TRINDADE AND 3 ORS                           …RESPONDENTS</w:t>
+        <w:t>4. Stand Over to 28.02.2026 at 04.00 PM at the same venue and seat.</w:t>
       </w:r>
     </w:p>
-    <w:p>
-      <w:r>
-        <w:rPr>
-          <w:rFonts w:ascii="Times New Roman" w:hAnsi="Times New Roman" w:eastAsia="Times New Roman"/>
-          <w:b w:val="0"/>
-          <w:i w:val="0"/>
-          <w:sz w:val="22"/>
-        </w:rPr>
-        <w:t xml:space="preserve"> MINUTES OF PROCEEDINGS DATED 14th FEBRUARY 2026</w:t>
-      </w:r>
-    </w:p>
-    <w:p>
-      <w:r>
-        <w:rPr>
-          <w:rFonts w:ascii="Times New Roman" w:hAnsi="Times New Roman" w:eastAsia="Times New Roman"/>
-          <w:b w:val="0"/>
-          <w:i w:val="0"/>
-          <w:sz w:val="22"/>
-        </w:rPr>
-        <w:t>1.   An email dated 13th February 2026 was received by the Tribunal</w:t>
-      </w:r>
-    </w:p>
-    <w:p>
-      <w:r>
-        <w:rPr>
-          <w:rFonts w:ascii="Times New Roman" w:hAnsi="Times New Roman" w:eastAsia="Times New Roman"/>
-          <w:b w:val="0"/>
-          <w:i w:val="0"/>
-          <w:sz w:val="22"/>
-        </w:rPr>
-        <w:t xml:space="preserve">     from Adv. V. Braganza at 06:37 PM, stating that pursuant to</w:t>
-      </w:r>
-    </w:p>
-    <w:p>
-      <w:r>
-        <w:rPr>
-          <w:rFonts w:ascii="Times New Roman" w:hAnsi="Times New Roman" w:eastAsia="Times New Roman"/>
-          <w:b w:val="0"/>
-          <w:i w:val="0"/>
-          <w:sz w:val="22"/>
-        </w:rPr>
-        <w:t xml:space="preserve">     receiving instructions from Respondent No. 1, 2 and 3, Adv.</w:t>
-      </w:r>
-    </w:p>
-    <w:p>
-      <w:r>
-        <w:rPr>
-          <w:rFonts w:ascii="Times New Roman" w:hAnsi="Times New Roman" w:eastAsia="Times New Roman"/>
-          <w:b w:val="0"/>
-          <w:i w:val="0"/>
-          <w:sz w:val="22"/>
-        </w:rPr>
-        <w:t xml:space="preserve">     Braganza wishes to withdraw his appearance as also his colleague</w:t>
-      </w:r>
-    </w:p>
-    <w:p>
-      <w:r>
-        <w:rPr>
-          <w:rFonts w:ascii="Times New Roman" w:hAnsi="Times New Roman" w:eastAsia="Times New Roman"/>
-          <w:b w:val="0"/>
-          <w:i w:val="0"/>
-          <w:sz w:val="22"/>
-        </w:rPr>
-        <w:t xml:space="preserve">     Adv. V. Pavithran’s appearance in the matter for and on the behalf</w:t>
-      </w:r>
-    </w:p>
-    <w:p>
-      <w:r>
-        <w:rPr>
-          <w:rFonts w:ascii="Times New Roman" w:hAnsi="Times New Roman" w:eastAsia="Times New Roman"/>
-          <w:b w:val="0"/>
-          <w:i w:val="0"/>
-          <w:sz w:val="22"/>
-        </w:rPr>
-        <w:t xml:space="preserve">     of the Respondent No. 1, 2 &amp; 3. The same is accepted and the</w:t>
-      </w:r>
-    </w:p>
-    <w:p>
-      <w:r>
-        <w:rPr>
-          <w:rFonts w:ascii="Times New Roman" w:hAnsi="Times New Roman" w:eastAsia="Times New Roman"/>
-          <w:b w:val="0"/>
-          <w:i w:val="0"/>
-          <w:sz w:val="22"/>
-        </w:rPr>
-        <w:t xml:space="preserve">     appearance of Adv. V. Braganza and Adv. V. Pavithran is hereby</w:t>
-      </w:r>
-    </w:p>
-    <w:p>
-      <w:r>
-        <w:rPr>
-          <w:rFonts w:ascii="Times New Roman" w:hAnsi="Times New Roman" w:eastAsia="Times New Roman"/>
-          <w:b w:val="0"/>
-          <w:i w:val="0"/>
-          <w:sz w:val="22"/>
-        </w:rPr>
-        <w:t xml:space="preserve">     discharged.</w:t>
-      </w:r>
-    </w:p>
-    <w:p>
-      <w:r>
-        <w:rPr>
-          <w:rFonts w:ascii="Times New Roman" w:hAnsi="Times New Roman" w:eastAsia="Times New Roman"/>
-          <w:b w:val="0"/>
-          <w:i w:val="0"/>
-          <w:sz w:val="22"/>
-        </w:rPr>
-        <w:t>2.   In light of the above and to afford sufficient time to the</w:t>
-      </w:r>
-    </w:p>
-    <w:p>
-      <w:r>
-        <w:rPr>
-          <w:rFonts w:ascii="Times New Roman" w:hAnsi="Times New Roman" w:eastAsia="Times New Roman"/>
-          <w:b w:val="0"/>
-          <w:i w:val="0"/>
-          <w:sz w:val="22"/>
-        </w:rPr>
-        <w:t xml:space="preserve">     Respondents 1, 2 &amp; 3 to appoint an Advocate to represent them in</w:t>
-      </w:r>
-    </w:p>
-    <w:p>
-      <w:r>
-        <w:rPr>
-          <w:rFonts w:ascii="Times New Roman" w:hAnsi="Times New Roman" w:eastAsia="Times New Roman"/>
-          <w:b w:val="0"/>
-          <w:i w:val="0"/>
-          <w:sz w:val="22"/>
-        </w:rPr>
-        <w:t xml:space="preserve">     the present proceedings, 2 weeks time is thereby granted to the</w:t>
-      </w:r>
-    </w:p>
-    <w:p>
-      <w:r>
-        <w:rPr>
-          <w:rFonts w:ascii="Times New Roman" w:hAnsi="Times New Roman" w:eastAsia="Times New Roman"/>
-          <w:b w:val="0"/>
-          <w:i w:val="0"/>
-          <w:sz w:val="22"/>
-        </w:rPr>
-        <w:t xml:space="preserve">     Respondents No. 1, 2 &amp; 3.</w:t>
-      </w:r>
-    </w:p>
-    <w:p/>
     <w:p>
       <w:r>
         <w:rPr>
@@ -544,65 +436,9 @@
           <w:color w:val="8B2E2E"/>
           <w:sz w:val="26"/>
         </w:rPr>
-        <w:t>Page 2 of 2</w:t>
+        <w:t>Place: Panaji – Goa. Sr. Adv. Nitin N. N. P. Sardessai Date:14.02.2026 Sole Arbitrator</w:t>
       </w:r>
     </w:p>
-    <w:p>
-      <w:r>
-        <w:rPr>
-          <w:rFonts w:ascii="Times New Roman" w:hAnsi="Times New Roman" w:eastAsia="Times New Roman"/>
-          <w:b w:val="0"/>
-          <w:i w:val="0"/>
-          <w:sz w:val="22"/>
-        </w:rPr>
-        <w:t>3.   The Tribunal therefore adjourns the hearing on 28.02.2026 at</w:t>
-      </w:r>
-    </w:p>
-    <w:p>
-      <w:r>
-        <w:rPr>
-          <w:rFonts w:ascii="Times New Roman" w:hAnsi="Times New Roman" w:eastAsia="Times New Roman"/>
-          <w:b w:val="0"/>
-          <w:i w:val="0"/>
-          <w:sz w:val="22"/>
-        </w:rPr>
-        <w:t xml:space="preserve">     04.00 PM.</w:t>
-      </w:r>
-    </w:p>
-    <w:p>
-      <w:r>
-        <w:rPr>
-          <w:rFonts w:ascii="Times New Roman" w:hAnsi="Times New Roman" w:eastAsia="Times New Roman"/>
-          <w:b w:val="0"/>
-          <w:i w:val="0"/>
-          <w:sz w:val="22"/>
-        </w:rPr>
-        <w:t>4.   Stand Over to 28.02.2026 at 04.00 PM at the same venue and seat.</w:t>
-      </w:r>
-    </w:p>
-    <w:p>
-      <w:r>
-        <w:rPr>
-          <w:rFonts w:ascii="Times New Roman" w:hAnsi="Times New Roman" w:eastAsia="Times New Roman"/>
-          <w:b w:val="0"/>
-          <w:i w:val="0"/>
-          <w:sz w:val="22"/>
-        </w:rPr>
-        <w:t>Place: Panaji – Goa.            Sr. Adv. Nitin N. N. P. Sardessai</w:t>
-      </w:r>
-    </w:p>
-    <w:p>
-      <w:r>
-        <w:rPr>
-          <w:rFonts w:ascii="Times New Roman" w:hAnsi="Times New Roman" w:eastAsia="Times New Roman"/>
-          <w:b w:val="0"/>
-          <w:i w:val="0"/>
-          <w:sz w:val="22"/>
-        </w:rPr>
-        <w:t>Date:14.02.2026                           Sole Arbitrator</w:t>
-      </w:r>
-    </w:p>
-    <w:p/>
     <w:sectPr>
       <w:headerReference w:type="default" r:id="rId9"/>
       <w:footerReference w:type="default" r:id="rId10"/>
